--- a/klagomål/A 54508-2024 FSC-klagomål.docx
+++ b/klagomål/A 54508-2024 FSC-klagomål.docx
@@ -1066,7 +1066,7 @@
     <w:r>
       <w:tab/>
       <w:tab/>
-      <w:t>2024-12-07</w:t>
+      <w:t>2024-12-08</w:t>
       <w:br/>
       <w:br/>
     </w:r>

--- a/klagomål/A 54508-2024 FSC-klagomål.docx
+++ b/klagomål/A 54508-2024 FSC-klagomål.docx
@@ -1066,7 +1066,7 @@
     <w:r>
       <w:tab/>
       <w:tab/>
-      <w:t>2024-12-08</w:t>
+      <w:t>2024-12-09</w:t>
       <w:br/>
       <w:br/>
     </w:r>

--- a/klagomål/A 54508-2024 FSC-klagomål.docx
+++ b/klagomål/A 54508-2024 FSC-klagomål.docx
@@ -1066,7 +1066,7 @@
     <w:r>
       <w:tab/>
       <w:tab/>
-      <w:t>2024-12-09</w:t>
+      <w:t>2024-12-10</w:t>
       <w:br/>
       <w:br/>
     </w:r>

--- a/klagomål/A 54508-2024 FSC-klagomål.docx
+++ b/klagomål/A 54508-2024 FSC-klagomål.docx
@@ -191,7 +191,7 @@
     </w:p>
     <w:p>
       <w:r>
-        <w:t>I avverkningsanmälan har följande 5 naturvårdsarter hittats: knärot (VU, §8), granticka (NT), harticka (NT), talltita (NT, §4) och ullticka (NT). Av dessa är 5 rödlistade. För rödlistade arter har rödlistekategorin angivits inom parentes. För fridlysta arter anges även paragrafen i Artskyddsförordningen som arten är fridlyst enligt.</w:t>
+        <w:t>I avverkningsanmälan har följande 6 naturvårdsarter hittats: knärot (VU, §8), granticka (NT), harticka (NT), spillkråka (NT, §4), talltita (NT, §4) och ullticka (NT). Av dessa är 6 rödlistade. För rödlistade arter har rödlistekategorin angivits inom parentes. För fridlysta arter anges även paragrafen i Artskyddsförordningen som arten är fridlyst enligt.</w:t>
       </w:r>
     </w:p>
     <w:p>
@@ -256,7 +256,7 @@
     </w:p>
     <w:p>
       <w:r>
-        <w:t>Följande fridlysta arter har sina livsmiljöer och växtplatser i den avverkningsanmälda skogen: knärot (VU, §8) och talltita (NT, §4).</w:t>
+        <w:t>Följande fridlysta arter har sina livsmiljöer och växtplatser i den avverkningsanmälda skogen: knärot (VU, §8), spillkråka (NT, §4) och talltita (NT, §4).</w:t>
       </w:r>
     </w:p>
     <w:p>
@@ -346,6 +346,17 @@
         <w:rPr>
           <w:b/>
         </w:rPr>
+        <w:t>Spillkråka (NT, §4)</w:t>
+      </w:r>
+      <w:r>
+        <w:t xml:space="preserve"> är rödlistad som nära hotad och ingår i bilaga 1 i EU:s fågeldirektiv. Den minskar i population på grund av minskad tillgång på lämpliga bo- och födoträd och minskad födotillgång. Spillkråkans minskningstakt har uppgått till 19 (24–10) % under de senaste 15 åren. Minskningstakten för den svenska populationen bedöms vara nära gränsvärdet för Sårbar (VU) (A2bc). Skogsbruk med korta omloppstider och täta, homogena ungskogar utgör det största hotet, (SLU Artdatabanken, 2023).</w:t>
+      </w:r>
+    </w:p>
+    <w:p>
+      <w:r>
+        <w:rPr>
+          <w:b/>
+        </w:rPr>
         <w:t>Talltita (NT, §4)</w:t>
       </w:r>
       <w:r>
@@ -463,7 +474,7 @@
         <w:rPr>
           <w:i/>
         </w:rPr>
-        <w:t>I det avverkningsanmälda skogsområdet har 5 naturvårdsarter varav 5 rödlistade arter sina livsmiljöer och växtplatser.</w:t>
+        <w:t>I det avverkningsanmälda skogsområdet har 6 naturvårdsarter varav 6 rödlistade arter sina livsmiljöer och växtplatser.</w:t>
       </w:r>
     </w:p>
     <w:p>
@@ -802,6 +813,46 @@
       </w:r>
       <w:r>
         <w:t>https://www.skogsstyrelsen.se/lag-och-tillsyn/artskydd/vagledningar-och-kunskapsstod-artskydd/vagledning-for-hansyn-till-knarot/</w:t>
+      </w:r>
+    </w:p>
+    <w:p>
+      <w:r>
+        <w:t xml:space="preserve">SLU Artdatabanken, 2021. </w:t>
+      </w:r>
+      <w:r>
+        <w:rPr>
+          <w:i/>
+        </w:rPr>
+        <w:t xml:space="preserve">Artfaktablad. Naturvård – artfakta. </w:t>
+      </w:r>
+      <w:r>
+        <w:t>SLU Artdatabanken, Uppsala</w:t>
+      </w:r>
+    </w:p>
+    <w:p>
+      <w:pPr>
+        <w:pStyle w:val="Heading1"/>
+      </w:pPr>
+      <w:r>
+        <w:t>Spillkråka – ekologi samt krav på livsmiljön</w:t>
+      </w:r>
+    </w:p>
+    <w:p>
+      <w:r>
+        <w:t>Spillkråka (NT) är rödlistad som nära hotad, fridlyst enligt §4 Artskyddsförordningen och ingår i bilaga 1 i EU:s fågeldirektiv. Spillkråka lever i både barr- och blandskog liksom i ren lövskog. De tätaste populationerna tenderar att finnas i äldre, variationsrik blandskog med gott om död ved och gamla träd.</w:t>
+      </w:r>
+    </w:p>
+    <w:p>
+      <w:r>
+        <w:t>Varje par utnyttjar 400–1000 hektar skog beroende på skogens kvalitet. En minskning av populationen pågår på grund av minskad tillgång på lämpliga bo- och födoträd och minskad födotillgång. Spillkråkans minskningstakt har uppgått till 19 (24–10) % under de senaste 15 åren. Minskningstakten för den svenska populationen bedöms vara nära gränsvärdet för Sårbar (VU) (A2bc). Skogsbruk med korta omloppstider och täta, homogena ungskogar utgör det största hotet (Artdatabanken 2023).</w:t>
+      </w:r>
+    </w:p>
+    <w:p>
+      <w:pPr>
+        <w:pStyle w:val="Heading2"/>
+      </w:pPr>
+      <w:r>
+        <w:t>Referenser – spillkråka</w:t>
       </w:r>
     </w:p>
     <w:p>
@@ -1066,7 +1117,7 @@
     <w:r>
       <w:tab/>
       <w:tab/>
-      <w:t>2024-12-10</w:t>
+      <w:t>2024-12-11</w:t>
       <w:br/>
       <w:br/>
     </w:r>

--- a/klagomål/A 54508-2024 FSC-klagomål.docx
+++ b/klagomål/A 54508-2024 FSC-klagomål.docx
@@ -1117,7 +1117,7 @@
     <w:r>
       <w:tab/>
       <w:tab/>
-      <w:t>2024-12-11</w:t>
+      <w:t>2024-12-12</w:t>
       <w:br/>
       <w:br/>
     </w:r>

--- a/klagomål/A 54508-2024 FSC-klagomål.docx
+++ b/klagomål/A 54508-2024 FSC-klagomål.docx
@@ -1117,7 +1117,7 @@
     <w:r>
       <w:tab/>
       <w:tab/>
-      <w:t>2024-12-12</w:t>
+      <w:t>2024-12-13</w:t>
       <w:br/>
       <w:br/>
     </w:r>

--- a/klagomål/A 54508-2024 FSC-klagomål.docx
+++ b/klagomål/A 54508-2024 FSC-klagomål.docx
@@ -1117,7 +1117,7 @@
     <w:r>
       <w:tab/>
       <w:tab/>
-      <w:t>2024-12-13</w:t>
+      <w:t>2024-12-14</w:t>
       <w:br/>
       <w:br/>
     </w:r>

--- a/klagomål/A 54508-2024 FSC-klagomål.docx
+++ b/klagomål/A 54508-2024 FSC-klagomål.docx
@@ -333,7 +333,7 @@
         <w:pStyle w:val="Caption"/>
       </w:pPr>
       <w:r>
-        <w:t>Figur 2. Fyndplatser och buffertzoner för knärot i det avverkningsanmälda området. Endast fyndplaster vars buffertzoner överlappar med det avverkningsanmälda området har tagits med i visualiseringen. Kartans mittpunktskoordinat är N 7011062, E 504842 i SWEREF 99 TM.</w:t>
+        <w:t>Figur 2. Fyndplatser och buffertzoner för knärot i det avverkningsanmälda området. Endast fyndplatser vars buffertzoner överlappar med det avverkningsanmälda området har tagits med i visualiseringen. Kartans mittpunktskoordinat är N 7011062, E 504842 i SWEREF 99 TM.</w:t>
       </w:r>
     </w:p>
     <w:p>
@@ -1117,7 +1117,7 @@
     <w:r>
       <w:tab/>
       <w:tab/>
-      <w:t>2024-12-14</w:t>
+      <w:t>2024-12-15</w:t>
       <w:br/>
       <w:br/>
     </w:r>

--- a/klagomål/A 54508-2024 FSC-klagomål.docx
+++ b/klagomål/A 54508-2024 FSC-klagomål.docx
@@ -1117,7 +1117,7 @@
     <w:r>
       <w:tab/>
       <w:tab/>
-      <w:t>2024-12-15</w:t>
+      <w:t>2024-12-16</w:t>
       <w:br/>
       <w:br/>
     </w:r>

--- a/klagomål/A 54508-2024 FSC-klagomål.docx
+++ b/klagomål/A 54508-2024 FSC-klagomål.docx
@@ -1117,7 +1117,7 @@
     <w:r>
       <w:tab/>
       <w:tab/>
-      <w:t>2024-12-16</w:t>
+      <w:t>2024-12-17</w:t>
       <w:br/>
       <w:br/>
     </w:r>

--- a/klagomål/A 54508-2024 FSC-klagomål.docx
+++ b/klagomål/A 54508-2024 FSC-klagomål.docx
@@ -1117,7 +1117,7 @@
     <w:r>
       <w:tab/>
       <w:tab/>
-      <w:t>2024-12-17</w:t>
+      <w:t>2024-12-18</w:t>
       <w:br/>
       <w:br/>
     </w:r>

--- a/klagomål/A 54508-2024 FSC-klagomål.docx
+++ b/klagomål/A 54508-2024 FSC-klagomål.docx
@@ -1117,7 +1117,7 @@
     <w:r>
       <w:tab/>
       <w:tab/>
-      <w:t>2024-12-18</w:t>
+      <w:t>2024-12-19</w:t>
       <w:br/>
       <w:br/>
     </w:r>

--- a/klagomål/A 54508-2024 FSC-klagomål.docx
+++ b/klagomål/A 54508-2024 FSC-klagomål.docx
@@ -1117,7 +1117,7 @@
     <w:r>
       <w:tab/>
       <w:tab/>
-      <w:t>2024-12-19</w:t>
+      <w:t>2024-12-20</w:t>
       <w:br/>
       <w:br/>
     </w:r>

--- a/klagomål/A 54508-2024 FSC-klagomål.docx
+++ b/klagomål/A 54508-2024 FSC-klagomål.docx
@@ -1117,7 +1117,7 @@
     <w:r>
       <w:tab/>
       <w:tab/>
-      <w:t>2024-12-31</w:t>
+      <w:t>2025-01-01</w:t>
       <w:br/>
       <w:br/>
     </w:r>

--- a/klagomål/A 54508-2024 FSC-klagomål.docx
+++ b/klagomål/A 54508-2024 FSC-klagomål.docx
@@ -1117,7 +1117,7 @@
     <w:r>
       <w:tab/>
       <w:tab/>
-      <w:t>2025-01-01</w:t>
+      <w:t>2025-01-02</w:t>
       <w:br/>
       <w:br/>
     </w:r>

--- a/klagomål/A 54508-2024 FSC-klagomål.docx
+++ b/klagomål/A 54508-2024 FSC-klagomål.docx
@@ -1117,7 +1117,7 @@
     <w:r>
       <w:tab/>
       <w:tab/>
-      <w:t>2025-01-02</w:t>
+      <w:t>2025-01-03</w:t>
       <w:br/>
       <w:br/>
     </w:r>

--- a/klagomål/A 54508-2024 FSC-klagomål.docx
+++ b/klagomål/A 54508-2024 FSC-klagomål.docx
@@ -1117,7 +1117,7 @@
     <w:r>
       <w:tab/>
       <w:tab/>
-      <w:t>2025-01-30</w:t>
+      <w:t>2025-01-31</w:t>
       <w:br/>
       <w:br/>
     </w:r>

--- a/klagomål/A 54508-2024 FSC-klagomål.docx
+++ b/klagomål/A 54508-2024 FSC-klagomål.docx
@@ -1117,7 +1117,7 @@
     <w:r>
       <w:tab/>
       <w:tab/>
-      <w:t>2025-01-31</w:t>
+      <w:t>2025-02-02</w:t>
       <w:br/>
       <w:br/>
     </w:r>

--- a/klagomål/A 54508-2024 FSC-klagomål.docx
+++ b/klagomål/A 54508-2024 FSC-klagomål.docx
@@ -1117,7 +1117,7 @@
     <w:r>
       <w:tab/>
       <w:tab/>
-      <w:t>2025-02-02</w:t>
+      <w:t>2025-02-03</w:t>
       <w:br/>
       <w:br/>
     </w:r>

--- a/klagomål/A 54508-2024 FSC-klagomål.docx
+++ b/klagomål/A 54508-2024 FSC-klagomål.docx
@@ -1117,7 +1117,7 @@
     <w:r>
       <w:tab/>
       <w:tab/>
-      <w:t>2025-02-03</w:t>
+      <w:t>2025-02-04</w:t>
       <w:br/>
       <w:br/>
     </w:r>

--- a/klagomål/A 54508-2024 FSC-klagomål.docx
+++ b/klagomål/A 54508-2024 FSC-klagomål.docx
@@ -1117,7 +1117,7 @@
     <w:r>
       <w:tab/>
       <w:tab/>
-      <w:t>2025-02-04</w:t>
+      <w:t>2025-02-05</w:t>
       <w:br/>
       <w:br/>
     </w:r>

--- a/klagomål/A 54508-2024 FSC-klagomål.docx
+++ b/klagomål/A 54508-2024 FSC-klagomål.docx
@@ -1117,7 +1117,7 @@
     <w:r>
       <w:tab/>
       <w:tab/>
-      <w:t>2025-02-05</w:t>
+      <w:t>2025-02-06</w:t>
       <w:br/>
       <w:br/>
     </w:r>

--- a/klagomål/A 54508-2024 FSC-klagomål.docx
+++ b/klagomål/A 54508-2024 FSC-klagomål.docx
@@ -1117,7 +1117,7 @@
     <w:r>
       <w:tab/>
       <w:tab/>
-      <w:t>2025-02-06</w:t>
+      <w:t>2025-02-07</w:t>
       <w:br/>
       <w:br/>
     </w:r>

--- a/klagomål/A 54508-2024 FSC-klagomål.docx
+++ b/klagomål/A 54508-2024 FSC-klagomål.docx
@@ -1117,7 +1117,7 @@
     <w:r>
       <w:tab/>
       <w:tab/>
-      <w:t>2025-02-07</w:t>
+      <w:t>2025-02-08</w:t>
       <w:br/>
       <w:br/>
     </w:r>

--- a/klagomål/A 54508-2024 FSC-klagomål.docx
+++ b/klagomål/A 54508-2024 FSC-klagomål.docx
@@ -1117,7 +1117,7 @@
     <w:r>
       <w:tab/>
       <w:tab/>
-      <w:t>2025-02-08</w:t>
+      <w:t>2025-02-09</w:t>
       <w:br/>
       <w:br/>
     </w:r>

--- a/klagomål/A 54508-2024 FSC-klagomål.docx
+++ b/klagomål/A 54508-2024 FSC-klagomål.docx
@@ -1117,7 +1117,7 @@
     <w:r>
       <w:tab/>
       <w:tab/>
-      <w:t>2025-02-09</w:t>
+      <w:t>2025-02-10</w:t>
       <w:br/>
       <w:br/>
     </w:r>

--- a/klagomål/A 54508-2024 FSC-klagomål.docx
+++ b/klagomål/A 54508-2024 FSC-klagomål.docx
@@ -1117,7 +1117,7 @@
     <w:r>
       <w:tab/>
       <w:tab/>
-      <w:t>2025-02-10</w:t>
+      <w:t>2025-02-11</w:t>
       <w:br/>
       <w:br/>
     </w:r>

--- a/klagomål/A 54508-2024 FSC-klagomål.docx
+++ b/klagomål/A 54508-2024 FSC-klagomål.docx
@@ -1117,7 +1117,7 @@
     <w:r>
       <w:tab/>
       <w:tab/>
-      <w:t>2025-02-11</w:t>
+      <w:t>2025-02-12</w:t>
       <w:br/>
       <w:br/>
     </w:r>

--- a/klagomål/A 54508-2024 FSC-klagomål.docx
+++ b/klagomål/A 54508-2024 FSC-klagomål.docx
@@ -1117,7 +1117,7 @@
     <w:r>
       <w:tab/>
       <w:tab/>
-      <w:t>2025-02-12</w:t>
+      <w:t>2025-02-13</w:t>
       <w:br/>
       <w:br/>
     </w:r>

--- a/klagomål/A 54508-2024 FSC-klagomål.docx
+++ b/klagomål/A 54508-2024 FSC-klagomål.docx
@@ -1117,7 +1117,7 @@
     <w:r>
       <w:tab/>
       <w:tab/>
-      <w:t>2025-02-13</w:t>
+      <w:t>2025-02-14</w:t>
       <w:br/>
       <w:br/>
     </w:r>

--- a/klagomål/A 54508-2024 FSC-klagomål.docx
+++ b/klagomål/A 54508-2024 FSC-klagomål.docx
@@ -1117,7 +1117,7 @@
     <w:r>
       <w:tab/>
       <w:tab/>
-      <w:t>2025-02-14</w:t>
+      <w:t>2025-02-15</w:t>
       <w:br/>
       <w:br/>
     </w:r>

--- a/klagomål/A 54508-2024 FSC-klagomål.docx
+++ b/klagomål/A 54508-2024 FSC-klagomål.docx
@@ -1117,7 +1117,7 @@
     <w:r>
       <w:tab/>
       <w:tab/>
-      <w:t>2025-02-15</w:t>
+      <w:t>2025-02-16</w:t>
       <w:br/>
       <w:br/>
     </w:r>

--- a/klagomål/A 54508-2024 FSC-klagomål.docx
+++ b/klagomål/A 54508-2024 FSC-klagomål.docx
@@ -1117,7 +1117,7 @@
     <w:r>
       <w:tab/>
       <w:tab/>
-      <w:t>2025-02-16</w:t>
+      <w:t>2025-02-17</w:t>
       <w:br/>
       <w:br/>
     </w:r>

--- a/klagomål/A 54508-2024 FSC-klagomål.docx
+++ b/klagomål/A 54508-2024 FSC-klagomål.docx
@@ -1117,7 +1117,7 @@
     <w:r>
       <w:tab/>
       <w:tab/>
-      <w:t>2025-02-17</w:t>
+      <w:t>2025-02-18</w:t>
       <w:br/>
       <w:br/>
     </w:r>

--- a/klagomål/A 54508-2024 FSC-klagomål.docx
+++ b/klagomål/A 54508-2024 FSC-klagomål.docx
@@ -1117,7 +1117,7 @@
     <w:r>
       <w:tab/>
       <w:tab/>
-      <w:t>2025-02-18</w:t>
+      <w:t>2025-02-19</w:t>
       <w:br/>
       <w:br/>
     </w:r>

--- a/klagomål/A 54508-2024 FSC-klagomål.docx
+++ b/klagomål/A 54508-2024 FSC-klagomål.docx
@@ -1117,7 +1117,7 @@
     <w:r>
       <w:tab/>
       <w:tab/>
-      <w:t>2025-02-19</w:t>
+      <w:t>2025-02-20</w:t>
       <w:br/>
       <w:br/>
     </w:r>

--- a/klagomål/A 54508-2024 FSC-klagomål.docx
+++ b/klagomål/A 54508-2024 FSC-klagomål.docx
@@ -1117,7 +1117,7 @@
     <w:r>
       <w:tab/>
       <w:tab/>
-      <w:t>2025-02-20</w:t>
+      <w:t>2025-02-21</w:t>
       <w:br/>
       <w:br/>
     </w:r>

--- a/klagomål/A 54508-2024 FSC-klagomål.docx
+++ b/klagomål/A 54508-2024 FSC-klagomål.docx
@@ -1117,7 +1117,7 @@
     <w:r>
       <w:tab/>
       <w:tab/>
-      <w:t>2025-02-21</w:t>
+      <w:t>2025-02-22</w:t>
       <w:br/>
       <w:br/>
     </w:r>

--- a/klagomål/A 54508-2024 FSC-klagomål.docx
+++ b/klagomål/A 54508-2024 FSC-klagomål.docx
@@ -1117,7 +1117,7 @@
     <w:r>
       <w:tab/>
       <w:tab/>
-      <w:t>2025-02-22</w:t>
+      <w:t>2025-02-23</w:t>
       <w:br/>
       <w:br/>
     </w:r>

--- a/klagomål/A 54508-2024 FSC-klagomål.docx
+++ b/klagomål/A 54508-2024 FSC-klagomål.docx
@@ -1117,7 +1117,7 @@
     <w:r>
       <w:tab/>
       <w:tab/>
-      <w:t>2025-02-23</w:t>
+      <w:t>2025-02-24</w:t>
       <w:br/>
       <w:br/>
     </w:r>

--- a/klagomål/A 54508-2024 FSC-klagomål.docx
+++ b/klagomål/A 54508-2024 FSC-klagomål.docx
@@ -1117,7 +1117,7 @@
     <w:r>
       <w:tab/>
       <w:tab/>
-      <w:t>2025-02-24</w:t>
+      <w:t>2025-02-25</w:t>
       <w:br/>
       <w:br/>
     </w:r>

--- a/klagomål/A 54508-2024 FSC-klagomål.docx
+++ b/klagomål/A 54508-2024 FSC-klagomål.docx
@@ -1117,7 +1117,7 @@
     <w:r>
       <w:tab/>
       <w:tab/>
-      <w:t>2025-02-25</w:t>
+      <w:t>2025-02-26</w:t>
       <w:br/>
       <w:br/>
     </w:r>

--- a/klagomål/A 54508-2024 FSC-klagomål.docx
+++ b/klagomål/A 54508-2024 FSC-klagomål.docx
@@ -1117,7 +1117,7 @@
     <w:r>
       <w:tab/>
       <w:tab/>
-      <w:t>2025-03-02</w:t>
+      <w:t>2025-03-03</w:t>
       <w:br/>
       <w:br/>
     </w:r>

--- a/klagomål/A 54508-2024 FSC-klagomål.docx
+++ b/klagomål/A 54508-2024 FSC-klagomål.docx
@@ -1117,7 +1117,7 @@
     <w:r>
       <w:tab/>
       <w:tab/>
-      <w:t>2025-03-03</w:t>
+      <w:t>2025-03-04</w:t>
       <w:br/>
       <w:br/>
     </w:r>

--- a/klagomål/A 54508-2024 FSC-klagomål.docx
+++ b/klagomål/A 54508-2024 FSC-klagomål.docx
@@ -1117,7 +1117,7 @@
     <w:r>
       <w:tab/>
       <w:tab/>
-      <w:t>2025-03-04</w:t>
+      <w:t>2025-03-05</w:t>
       <w:br/>
       <w:br/>
     </w:r>

--- a/klagomål/A 54508-2024 FSC-klagomål.docx
+++ b/klagomål/A 54508-2024 FSC-klagomål.docx
@@ -1117,7 +1117,7 @@
     <w:r>
       <w:tab/>
       <w:tab/>
-      <w:t>2025-03-05</w:t>
+      <w:t>2025-03-06</w:t>
       <w:br/>
       <w:br/>
     </w:r>

--- a/klagomål/A 54508-2024 FSC-klagomål.docx
+++ b/klagomål/A 54508-2024 FSC-klagomål.docx
@@ -1117,7 +1117,7 @@
     <w:r>
       <w:tab/>
       <w:tab/>
-      <w:t>2025-03-06</w:t>
+      <w:t>2025-03-07</w:t>
       <w:br/>
       <w:br/>
     </w:r>

--- a/klagomål/A 54508-2024 FSC-klagomål.docx
+++ b/klagomål/A 54508-2024 FSC-klagomål.docx
@@ -1117,7 +1117,7 @@
     <w:r>
       <w:tab/>
       <w:tab/>
-      <w:t>2025-03-07</w:t>
+      <w:t>2025-03-08</w:t>
       <w:br/>
       <w:br/>
     </w:r>

--- a/klagomål/A 54508-2024 FSC-klagomål.docx
+++ b/klagomål/A 54508-2024 FSC-klagomål.docx
@@ -1117,7 +1117,7 @@
     <w:r>
       <w:tab/>
       <w:tab/>
-      <w:t>2025-03-08</w:t>
+      <w:t>2025-03-09</w:t>
       <w:br/>
       <w:br/>
     </w:r>

--- a/klagomål/A 54508-2024 FSC-klagomål.docx
+++ b/klagomål/A 54508-2024 FSC-klagomål.docx
@@ -1117,7 +1117,7 @@
     <w:r>
       <w:tab/>
       <w:tab/>
-      <w:t>2025-03-09</w:t>
+      <w:t>2025-03-10</w:t>
       <w:br/>
       <w:br/>
     </w:r>

--- a/klagomål/A 54508-2024 FSC-klagomål.docx
+++ b/klagomål/A 54508-2024 FSC-klagomål.docx
@@ -1117,7 +1117,7 @@
     <w:r>
       <w:tab/>
       <w:tab/>
-      <w:t>2025-03-10</w:t>
+      <w:t>2025-03-11</w:t>
       <w:br/>
       <w:br/>
     </w:r>

--- a/klagomål/A 54508-2024 FSC-klagomål.docx
+++ b/klagomål/A 54508-2024 FSC-klagomål.docx
@@ -1117,7 +1117,7 @@
     <w:r>
       <w:tab/>
       <w:tab/>
-      <w:t>2025-03-11</w:t>
+      <w:t>2025-03-12</w:t>
       <w:br/>
       <w:br/>
     </w:r>

--- a/klagomål/A 54508-2024 FSC-klagomål.docx
+++ b/klagomål/A 54508-2024 FSC-klagomål.docx
@@ -1117,7 +1117,7 @@
     <w:r>
       <w:tab/>
       <w:tab/>
-      <w:t>2025-03-12</w:t>
+      <w:t>2025-03-13</w:t>
       <w:br/>
       <w:br/>
     </w:r>

--- a/klagomål/A 54508-2024 FSC-klagomål.docx
+++ b/klagomål/A 54508-2024 FSC-klagomål.docx
@@ -1117,7 +1117,7 @@
     <w:r>
       <w:tab/>
       <w:tab/>
-      <w:t>2025-03-13</w:t>
+      <w:t>2025-03-14</w:t>
       <w:br/>
       <w:br/>
     </w:r>

--- a/klagomål/A 54508-2024 FSC-klagomål.docx
+++ b/klagomål/A 54508-2024 FSC-klagomål.docx
@@ -1117,7 +1117,7 @@
     <w:r>
       <w:tab/>
       <w:tab/>
-      <w:t>2025-03-14</w:t>
+      <w:t>2025-03-15</w:t>
       <w:br/>
       <w:br/>
     </w:r>

--- a/klagomål/A 54508-2024 FSC-klagomål.docx
+++ b/klagomål/A 54508-2024 FSC-klagomål.docx
@@ -1117,7 +1117,7 @@
     <w:r>
       <w:tab/>
       <w:tab/>
-      <w:t>2025-03-15</w:t>
+      <w:t>2025-03-16</w:t>
       <w:br/>
       <w:br/>
     </w:r>

--- a/klagomål/A 54508-2024 FSC-klagomål.docx
+++ b/klagomål/A 54508-2024 FSC-klagomål.docx
@@ -1117,7 +1117,7 @@
     <w:r>
       <w:tab/>
       <w:tab/>
-      <w:t>2025-03-16</w:t>
+      <w:t>2025-03-17</w:t>
       <w:br/>
       <w:br/>
     </w:r>

--- a/klagomål/A 54508-2024 FSC-klagomål.docx
+++ b/klagomål/A 54508-2024 FSC-klagomål.docx
@@ -1117,7 +1117,7 @@
     <w:r>
       <w:tab/>
       <w:tab/>
-      <w:t>2025-03-17</w:t>
+      <w:t>2025-03-18</w:t>
       <w:br/>
       <w:br/>
     </w:r>

--- a/klagomål/A 54508-2024 FSC-klagomål.docx
+++ b/klagomål/A 54508-2024 FSC-klagomål.docx
@@ -1117,7 +1117,7 @@
     <w:r>
       <w:tab/>
       <w:tab/>
-      <w:t>2025-03-18</w:t>
+      <w:t>2025-03-19</w:t>
       <w:br/>
       <w:br/>
     </w:r>

--- a/klagomål/A 54508-2024 FSC-klagomål.docx
+++ b/klagomål/A 54508-2024 FSC-klagomål.docx
@@ -1117,7 +1117,7 @@
     <w:r>
       <w:tab/>
       <w:tab/>
-      <w:t>2025-03-19</w:t>
+      <w:t>2025-03-20</w:t>
       <w:br/>
       <w:br/>
     </w:r>

--- a/klagomål/A 54508-2024 FSC-klagomål.docx
+++ b/klagomål/A 54508-2024 FSC-klagomål.docx
@@ -1117,7 +1117,7 @@
     <w:r>
       <w:tab/>
       <w:tab/>
-      <w:t>2025-03-20</w:t>
+      <w:t>2025-03-21</w:t>
       <w:br/>
       <w:br/>
     </w:r>

--- a/klagomål/A 54508-2024 FSC-klagomål.docx
+++ b/klagomål/A 54508-2024 FSC-klagomål.docx
@@ -1117,7 +1117,7 @@
     <w:r>
       <w:tab/>
       <w:tab/>
-      <w:t>2025-03-21</w:t>
+      <w:t>2025-03-22</w:t>
       <w:br/>
       <w:br/>
     </w:r>

--- a/klagomål/A 54508-2024 FSC-klagomål.docx
+++ b/klagomål/A 54508-2024 FSC-klagomål.docx
@@ -1117,7 +1117,7 @@
     <w:r>
       <w:tab/>
       <w:tab/>
-      <w:t>2025-03-22</w:t>
+      <w:t>2025-03-23</w:t>
       <w:br/>
       <w:br/>
     </w:r>

--- a/klagomål/A 54508-2024 FSC-klagomål.docx
+++ b/klagomål/A 54508-2024 FSC-klagomål.docx
@@ -1117,7 +1117,7 @@
     <w:r>
       <w:tab/>
       <w:tab/>
-      <w:t>2025-03-23</w:t>
+      <w:t>2025-03-24</w:t>
       <w:br/>
       <w:br/>
     </w:r>

--- a/klagomål/A 54508-2024 FSC-klagomål.docx
+++ b/klagomål/A 54508-2024 FSC-klagomål.docx
@@ -1117,7 +1117,7 @@
     <w:r>
       <w:tab/>
       <w:tab/>
-      <w:t>2025-03-24</w:t>
+      <w:t>2025-03-25</w:t>
       <w:br/>
       <w:br/>
     </w:r>

--- a/klagomål/A 54508-2024 FSC-klagomål.docx
+++ b/klagomål/A 54508-2024 FSC-klagomål.docx
@@ -1117,7 +1117,7 @@
     <w:r>
       <w:tab/>
       <w:tab/>
-      <w:t>2025-03-25</w:t>
+      <w:t>2025-03-26</w:t>
       <w:br/>
       <w:br/>
     </w:r>

--- a/klagomål/A 54508-2024 FSC-klagomål.docx
+++ b/klagomål/A 54508-2024 FSC-klagomål.docx
@@ -1117,7 +1117,7 @@
     <w:r>
       <w:tab/>
       <w:tab/>
-      <w:t>2025-03-26</w:t>
+      <w:t>2025-03-27</w:t>
       <w:br/>
       <w:br/>
     </w:r>

--- a/klagomål/A 54508-2024 FSC-klagomål.docx
+++ b/klagomål/A 54508-2024 FSC-klagomål.docx
@@ -1117,7 +1117,7 @@
     <w:r>
       <w:tab/>
       <w:tab/>
-      <w:t>2025-03-27</w:t>
+      <w:t>2025-03-28</w:t>
       <w:br/>
       <w:br/>
     </w:r>

--- a/klagomål/A 54508-2024 FSC-klagomål.docx
+++ b/klagomål/A 54508-2024 FSC-klagomål.docx
@@ -1117,7 +1117,7 @@
     <w:r>
       <w:tab/>
       <w:tab/>
-      <w:t>2025-04-02</w:t>
+      <w:t>2025-04-03</w:t>
       <w:br/>
       <w:br/>
     </w:r>

--- a/klagomål/A 54508-2024 FSC-klagomål.docx
+++ b/klagomål/A 54508-2024 FSC-klagomål.docx
@@ -1117,7 +1117,7 @@
     <w:r>
       <w:tab/>
       <w:tab/>
-      <w:t>2025-04-03</w:t>
+      <w:t>2025-04-05</w:t>
       <w:br/>
       <w:br/>
     </w:r>

--- a/klagomål/A 54508-2024 FSC-klagomål.docx
+++ b/klagomål/A 54508-2024 FSC-klagomål.docx
@@ -1117,7 +1117,7 @@
     <w:r>
       <w:tab/>
       <w:tab/>
-      <w:t>2025-04-05</w:t>
+      <w:t>2025-04-06</w:t>
       <w:br/>
       <w:br/>
     </w:r>

--- a/klagomål/A 54508-2024 FSC-klagomål.docx
+++ b/klagomål/A 54508-2024 FSC-klagomål.docx
@@ -1117,7 +1117,7 @@
     <w:r>
       <w:tab/>
       <w:tab/>
-      <w:t>2025-04-06</w:t>
+      <w:t>2025-04-07</w:t>
       <w:br/>
       <w:br/>
     </w:r>

--- a/klagomål/A 54508-2024 FSC-klagomål.docx
+++ b/klagomål/A 54508-2024 FSC-klagomål.docx
@@ -1117,7 +1117,7 @@
     <w:r>
       <w:tab/>
       <w:tab/>
-      <w:t>2025-04-07</w:t>
+      <w:t>2025-04-08</w:t>
       <w:br/>
       <w:br/>
     </w:r>

--- a/klagomål/A 54508-2024 FSC-klagomål.docx
+++ b/klagomål/A 54508-2024 FSC-klagomål.docx
@@ -1117,7 +1117,7 @@
     <w:r>
       <w:tab/>
       <w:tab/>
-      <w:t>2025-04-08</w:t>
+      <w:t>2025-04-09</w:t>
       <w:br/>
       <w:br/>
     </w:r>

--- a/klagomål/A 54508-2024 FSC-klagomål.docx
+++ b/klagomål/A 54508-2024 FSC-klagomål.docx
@@ -247,6 +247,35 @@
       </w:r>
     </w:p>
     <w:p>
+      <w:r>
+        <w:rPr>
+          <w:b/>
+        </w:rPr>
+        <w:t>Ullticka (NT)</w:t>
+      </w:r>
+      <w:r>
+        <w:t xml:space="preserve"> är knuten till restbestånd av barrnaturskog och förekommer med ett tydligt optimum i orörda eller måttligt påverkade gamla granskogar där det föreligger viss kontinuitet av grov död ved. Ullticka är en bra signalart inom hela sitt utbredningsområde och i södra Sverige är den sällsynt och en god signalart för skyddsvärda granskogsmiljöer. Den hotas av avverkning och fragmentering av naturskog och äldre granskog med lång trädkontinuitet. På ullticka kan ibland ulltickeporing (VU) påträffas - det är en sällsynt ticka som nyligen delats upp i tre olika arter: </w:t>
+      </w:r>
+      <w:r>
+        <w:rPr>
+          <w:i/>
+        </w:rPr>
+        <w:t xml:space="preserve">Skeletocutis brevispora </w:t>
+      </w:r>
+      <w:r>
+        <w:t>(ulltickeporing)</w:t>
+      </w:r>
+      <w:r>
+        <w:rPr>
+          <w:i/>
+        </w:rPr>
+        <w:t>, Skeletocutis delicata och Skeletocutis exilis</w:t>
+      </w:r>
+      <w:r>
+        <w:t>. De två sistnämnda arterna står för närvarande (2020) som ej bedömda i rödlistan (SLU Artdatabanken, 2024; Nitare &amp; Skogsstyrelsen, 2019; Miettinen &amp; Niemelä, 2018).</w:t>
+      </w:r>
+    </w:p>
+    <w:p>
       <w:pPr>
         <w:pStyle w:val="Heading1"/>
       </w:pPr>
@@ -770,7 +799,7 @@
         <w:t xml:space="preserve">Level and pattern of overstory retention interact to shape long-term responses of understories to timber harvest. </w:t>
       </w:r>
       <w:r>
-        <w:t xml:space="preserve">Ecological Applications, 22, 2049–2064 </w:t>
+        <w:t>Ecological Applications, 22, 2049–2064</w:t>
       </w:r>
     </w:p>
     <w:p>
@@ -879,7 +908,7 @@
     </w:p>
     <w:p>
       <w:r>
-        <w:t xml:space="preserve">Talltita är rödlistad som NT, fridlyst och prioriterad art i Skogsvårdslagen. Den omfattas av EU:s fågeldirektiv. Arten har minskat kraftigt de senaste 30 åren och minskningstakten innevarande 10-årsperiod beräknas till 20 (10–30) % (SLU Artdatabanken, 2022). </w:t>
+        <w:t>Talltita är rödlistad som NT, fridlyst och prioriterad art i Skogsvårdslagen. Den omfattas av EU:s fågeldirektiv. Arten har minskat kraftigt de senaste 30 åren och minskningstakten innevarande 10-årsperiod beräknas till 20 (10–30) % (SLU Artdatabanken, 2022).</w:t>
       </w:r>
     </w:p>
     <w:p>
@@ -916,7 +945,7 @@
         <w:t xml:space="preserve">Differential demographic responses of sympatric Parids to vegetation management in boreal forest. </w:t>
       </w:r>
       <w:r>
-        <w:t xml:space="preserve">For. Ecol. Manage. 319, 169–175. </w:t>
+        <w:t>For. Ecol. Manage. 319, 169–175.</w:t>
       </w:r>
     </w:p>
     <w:p>
@@ -930,7 +959,7 @@
         <w:t xml:space="preserve">Coherence, composition and territories of winter social groups of the Willow Tit Parus montanus and the Crested Tit P. cristatus. </w:t>
       </w:r>
       <w:r>
-        <w:t xml:space="preserve">Ornis Scandinavica, 10, pp 56–68 </w:t>
+        <w:t>Ornis Scandinavica, 10, pp 56–68</w:t>
       </w:r>
     </w:p>
     <w:p>
@@ -944,7 +973,7 @@
         <w:t xml:space="preserve">Impact of forestry practices on fitness correlates and population productivity in an open-nesting bird species. </w:t>
       </w:r>
       <w:r>
-        <w:t xml:space="preserve">Conserv. Biol. 21, 767–774. https://doi.org/10.1111/j.1523- 1739.2007.00675.x </w:t>
+        <w:t>Conserv. Biol. 21, 767–774. https://doi.org/10.1111/j.1523- 1739.2007.00675.x</w:t>
       </w:r>
     </w:p>
     <w:p>
@@ -1117,7 +1146,7 @@
     <w:r>
       <w:tab/>
       <w:tab/>
-      <w:t>2025-04-09</w:t>
+      <w:t>2025-04-10</w:t>
       <w:br/>
       <w:br/>
     </w:r>

--- a/klagomål/A 54508-2024 FSC-klagomål.docx
+++ b/klagomål/A 54508-2024 FSC-klagomål.docx
@@ -1146,7 +1146,7 @@
     <w:r>
       <w:tab/>
       <w:tab/>
-      <w:t>2025-04-10</w:t>
+      <w:t>2025-04-11</w:t>
       <w:br/>
       <w:br/>
     </w:r>

--- a/klagomål/A 54508-2024 FSC-klagomål.docx
+++ b/klagomål/A 54508-2024 FSC-klagomål.docx
@@ -1146,7 +1146,7 @@
     <w:r>
       <w:tab/>
       <w:tab/>
-      <w:t>2025-04-11</w:t>
+      <w:t>2025-04-12</w:t>
       <w:br/>
       <w:br/>
     </w:r>

--- a/klagomål/A 54508-2024 FSC-klagomål.docx
+++ b/klagomål/A 54508-2024 FSC-klagomål.docx
@@ -1146,7 +1146,7 @@
     <w:r>
       <w:tab/>
       <w:tab/>
-      <w:t>2025-04-12</w:t>
+      <w:t>2025-04-13</w:t>
       <w:br/>
       <w:br/>
     </w:r>

--- a/klagomål/A 54508-2024 FSC-klagomål.docx
+++ b/klagomål/A 54508-2024 FSC-klagomål.docx
@@ -1146,7 +1146,7 @@
     <w:r>
       <w:tab/>
       <w:tab/>
-      <w:t>2025-04-13</w:t>
+      <w:t>2025-04-14</w:t>
       <w:br/>
       <w:br/>
     </w:r>

--- a/klagomål/A 54508-2024 FSC-klagomål.docx
+++ b/klagomål/A 54508-2024 FSC-klagomål.docx
@@ -1146,7 +1146,7 @@
     <w:r>
       <w:tab/>
       <w:tab/>
-      <w:t>2025-04-14</w:t>
+      <w:t>2025-04-15</w:t>
       <w:br/>
       <w:br/>
     </w:r>

--- a/klagomål/A 54508-2024 FSC-klagomål.docx
+++ b/klagomål/A 54508-2024 FSC-klagomål.docx
@@ -1146,7 +1146,7 @@
     <w:r>
       <w:tab/>
       <w:tab/>
-      <w:t>2025-04-15</w:t>
+      <w:t>2025-04-16</w:t>
       <w:br/>
       <w:br/>
     </w:r>

--- a/klagomål/A 54508-2024 FSC-klagomål.docx
+++ b/klagomål/A 54508-2024 FSC-klagomål.docx
@@ -1146,7 +1146,7 @@
     <w:r>
       <w:tab/>
       <w:tab/>
-      <w:t>2025-04-16</w:t>
+      <w:t>2025-04-17</w:t>
       <w:br/>
       <w:br/>
     </w:r>

--- a/klagomål/A 54508-2024 FSC-klagomål.docx
+++ b/klagomål/A 54508-2024 FSC-klagomål.docx
@@ -1146,7 +1146,7 @@
     <w:r>
       <w:tab/>
       <w:tab/>
-      <w:t>2025-04-17</w:t>
+      <w:t>2025-04-18</w:t>
       <w:br/>
       <w:br/>
     </w:r>

--- a/klagomål/A 54508-2024 FSC-klagomål.docx
+++ b/klagomål/A 54508-2024 FSC-klagomål.docx
@@ -1146,7 +1146,7 @@
     <w:r>
       <w:tab/>
       <w:tab/>
-      <w:t>2025-04-18</w:t>
+      <w:t>2025-04-19</w:t>
       <w:br/>
       <w:br/>
     </w:r>

--- a/klagomål/A 54508-2024 FSC-klagomål.docx
+++ b/klagomål/A 54508-2024 FSC-klagomål.docx
@@ -1168,7 +1168,7 @@
     <w:r>
       <w:tab/>
       <w:tab/>
-      <w:t>2025-05-03</w:t>
+      <w:t>2025-05-04</w:t>
       <w:br/>
       <w:br/>
     </w:r>

--- a/klagomål/A 54508-2024 FSC-klagomål.docx
+++ b/klagomål/A 54508-2024 FSC-klagomål.docx
@@ -1168,7 +1168,7 @@
     <w:r>
       <w:tab/>
       <w:tab/>
-      <w:t>2025-05-04</w:t>
+      <w:t>2025-05-06</w:t>
       <w:br/>
       <w:br/>
     </w:r>

--- a/klagomål/A 54508-2024 FSC-klagomål.docx
+++ b/klagomål/A 54508-2024 FSC-klagomål.docx
@@ -1168,7 +1168,7 @@
     <w:r>
       <w:tab/>
       <w:tab/>
-      <w:t>2025-05-06</w:t>
+      <w:t>2025-05-07</w:t>
       <w:br/>
       <w:br/>
     </w:r>

--- a/klagomål/A 54508-2024 FSC-klagomål.docx
+++ b/klagomål/A 54508-2024 FSC-klagomål.docx
@@ -1168,7 +1168,7 @@
     <w:r>
       <w:tab/>
       <w:tab/>
-      <w:t>2025-05-07</w:t>
+      <w:t>2025-05-08</w:t>
       <w:br/>
       <w:br/>
     </w:r>

--- a/klagomål/A 54508-2024 FSC-klagomål.docx
+++ b/klagomål/A 54508-2024 FSC-klagomål.docx
@@ -1168,7 +1168,7 @@
     <w:r>
       <w:tab/>
       <w:tab/>
-      <w:t>2025-05-08</w:t>
+      <w:t>2025-05-09</w:t>
       <w:br/>
       <w:br/>
     </w:r>

--- a/klagomål/A 54508-2024 FSC-klagomål.docx
+++ b/klagomål/A 54508-2024 FSC-klagomål.docx
@@ -1168,7 +1168,7 @@
     <w:r>
       <w:tab/>
       <w:tab/>
-      <w:t>2025-05-09</w:t>
+      <w:t>2025-05-10</w:t>
       <w:br/>
       <w:br/>
     </w:r>

--- a/klagomål/A 54508-2024 FSC-klagomål.docx
+++ b/klagomål/A 54508-2024 FSC-klagomål.docx
@@ -1168,7 +1168,7 @@
     <w:r>
       <w:tab/>
       <w:tab/>
-      <w:t>2025-05-10</w:t>
+      <w:t>2025-05-11</w:t>
       <w:br/>
       <w:br/>
     </w:r>

--- a/klagomål/A 54508-2024 FSC-klagomål.docx
+++ b/klagomål/A 54508-2024 FSC-klagomål.docx
@@ -1168,7 +1168,7 @@
     <w:r>
       <w:tab/>
       <w:tab/>
-      <w:t>2025-05-11</w:t>
+      <w:t>2025-05-12</w:t>
       <w:br/>
       <w:br/>
     </w:r>

--- a/klagomål/A 54508-2024 FSC-klagomål.docx
+++ b/klagomål/A 54508-2024 FSC-klagomål.docx
@@ -1168,7 +1168,7 @@
     <w:r>
       <w:tab/>
       <w:tab/>
-      <w:t>2025-05-12</w:t>
+      <w:t>2025-05-13</w:t>
       <w:br/>
       <w:br/>
     </w:r>

--- a/klagomål/A 54508-2024 FSC-klagomål.docx
+++ b/klagomål/A 54508-2024 FSC-klagomål.docx
@@ -1168,7 +1168,7 @@
     <w:r>
       <w:tab/>
       <w:tab/>
-      <w:t>2025-05-13</w:t>
+      <w:t>2025-05-14</w:t>
       <w:br/>
       <w:br/>
     </w:r>

--- a/klagomål/A 54508-2024 FSC-klagomål.docx
+++ b/klagomål/A 54508-2024 FSC-klagomål.docx
@@ -1168,7 +1168,7 @@
     <w:r>
       <w:tab/>
       <w:tab/>
-      <w:t>2025-05-14</w:t>
+      <w:t>2025-05-15</w:t>
       <w:br/>
       <w:br/>
     </w:r>

--- a/klagomål/A 54508-2024 FSC-klagomål.docx
+++ b/klagomål/A 54508-2024 FSC-klagomål.docx
@@ -1168,7 +1168,7 @@
     <w:r>
       <w:tab/>
       <w:tab/>
-      <w:t>2025-05-15</w:t>
+      <w:t>2025-05-16</w:t>
       <w:br/>
       <w:br/>
     </w:r>

--- a/klagomål/A 54508-2024 FSC-klagomål.docx
+++ b/klagomål/A 54508-2024 FSC-klagomål.docx
@@ -1168,7 +1168,7 @@
     <w:r>
       <w:tab/>
       <w:tab/>
-      <w:t>2025-05-16</w:t>
+      <w:t>2025-05-17</w:t>
       <w:br/>
       <w:br/>
     </w:r>

--- a/klagomål/A 54508-2024 FSC-klagomål.docx
+++ b/klagomål/A 54508-2024 FSC-klagomål.docx
@@ -1168,7 +1168,7 @@
     <w:r>
       <w:tab/>
       <w:tab/>
-      <w:t>2025-05-17</w:t>
+      <w:t>2025-05-18</w:t>
       <w:br/>
       <w:br/>
     </w:r>

--- a/klagomål/A 54508-2024 FSC-klagomål.docx
+++ b/klagomål/A 54508-2024 FSC-klagomål.docx
@@ -1168,7 +1168,7 @@
     <w:r>
       <w:tab/>
       <w:tab/>
-      <w:t>2025-05-18</w:t>
+      <w:t>2025-05-19</w:t>
       <w:br/>
       <w:br/>
     </w:r>

--- a/klagomål/A 54508-2024 FSC-klagomål.docx
+++ b/klagomål/A 54508-2024 FSC-klagomål.docx
@@ -1168,7 +1168,7 @@
     <w:r>
       <w:tab/>
       <w:tab/>
-      <w:t>2025-05-19</w:t>
+      <w:t>2025-05-20</w:t>
       <w:br/>
       <w:br/>
     </w:r>

--- a/klagomål/A 54508-2024 FSC-klagomål.docx
+++ b/klagomål/A 54508-2024 FSC-klagomål.docx
@@ -1168,7 +1168,7 @@
     <w:r>
       <w:tab/>
       <w:tab/>
-      <w:t>2025-05-20</w:t>
+      <w:t>2025-05-21</w:t>
       <w:br/>
       <w:br/>
     </w:r>

--- a/klagomål/A 54508-2024 FSC-klagomål.docx
+++ b/klagomål/A 54508-2024 FSC-klagomål.docx
@@ -1168,7 +1168,7 @@
     <w:r>
       <w:tab/>
       <w:tab/>
-      <w:t>2025-05-21</w:t>
+      <w:t>2025-05-22</w:t>
       <w:br/>
       <w:br/>
     </w:r>

--- a/klagomål/A 54508-2024 FSC-klagomål.docx
+++ b/klagomål/A 54508-2024 FSC-klagomål.docx
@@ -1168,7 +1168,7 @@
     <w:r>
       <w:tab/>
       <w:tab/>
-      <w:t>2025-05-22</w:t>
+      <w:t>2025-05-23</w:t>
       <w:br/>
       <w:br/>
     </w:r>

--- a/klagomål/A 54508-2024 FSC-klagomål.docx
+++ b/klagomål/A 54508-2024 FSC-klagomål.docx
@@ -1168,7 +1168,7 @@
     <w:r>
       <w:tab/>
       <w:tab/>
-      <w:t>2025-05-23</w:t>
+      <w:t>2025-05-24</w:t>
       <w:br/>
       <w:br/>
     </w:r>

--- a/klagomål/A 54508-2024 FSC-klagomål.docx
+++ b/klagomål/A 54508-2024 FSC-klagomål.docx
@@ -1168,7 +1168,7 @@
     <w:r>
       <w:tab/>
       <w:tab/>
-      <w:t>2025-05-24</w:t>
+      <w:t>2025-05-25</w:t>
       <w:br/>
       <w:br/>
     </w:r>

--- a/klagomål/A 54508-2024 FSC-klagomål.docx
+++ b/klagomål/A 54508-2024 FSC-klagomål.docx
@@ -1168,7 +1168,7 @@
     <w:r>
       <w:tab/>
       <w:tab/>
-      <w:t>2025-05-25</w:t>
+      <w:t>2025-05-26</w:t>
       <w:br/>
       <w:br/>
     </w:r>

--- a/klagomål/A 54508-2024 FSC-klagomål.docx
+++ b/klagomål/A 54508-2024 FSC-klagomål.docx
@@ -1168,7 +1168,7 @@
     <w:r>
       <w:tab/>
       <w:tab/>
-      <w:t>2025-05-26</w:t>
+      <w:t>2025-05-27</w:t>
       <w:br/>
       <w:br/>
     </w:r>

--- a/klagomål/A 54508-2024 FSC-klagomål.docx
+++ b/klagomål/A 54508-2024 FSC-klagomål.docx
@@ -1168,7 +1168,7 @@
     <w:r>
       <w:tab/>
       <w:tab/>
-      <w:t>2025-05-27</w:t>
+      <w:t>2025-05-30</w:t>
       <w:br/>
       <w:br/>
     </w:r>

--- a/klagomål/A 54508-2024 FSC-klagomål.docx
+++ b/klagomål/A 54508-2024 FSC-klagomål.docx
@@ -1168,7 +1168,7 @@
     <w:r>
       <w:tab/>
       <w:tab/>
-      <w:t>2025-05-30</w:t>
+      <w:t>2025-06-01</w:t>
       <w:br/>
       <w:br/>
     </w:r>

--- a/klagomål/A 54508-2024 FSC-klagomål.docx
+++ b/klagomål/A 54508-2024 FSC-klagomål.docx
@@ -1168,7 +1168,7 @@
     <w:r>
       <w:tab/>
       <w:tab/>
-      <w:t>2025-06-01</w:t>
+      <w:t>2025-06-02</w:t>
       <w:br/>
       <w:br/>
     </w:r>

--- a/klagomål/A 54508-2024 FSC-klagomål.docx
+++ b/klagomål/A 54508-2024 FSC-klagomål.docx
@@ -1168,7 +1168,7 @@
     <w:r>
       <w:tab/>
       <w:tab/>
-      <w:t>2025-06-02</w:t>
+      <w:t>2025-06-03</w:t>
       <w:br/>
       <w:br/>
     </w:r>

--- a/klagomål/A 54508-2024 FSC-klagomål.docx
+++ b/klagomål/A 54508-2024 FSC-klagomål.docx
@@ -1168,7 +1168,7 @@
     <w:r>
       <w:tab/>
       <w:tab/>
-      <w:t>2025-06-03</w:t>
+      <w:t>2025-06-04</w:t>
       <w:br/>
       <w:br/>
     </w:r>

--- a/klagomål/A 54508-2024 FSC-klagomål.docx
+++ b/klagomål/A 54508-2024 FSC-klagomål.docx
@@ -1168,7 +1168,7 @@
     <w:r>
       <w:tab/>
       <w:tab/>
-      <w:t>2025-06-04</w:t>
+      <w:t>2025-06-05</w:t>
       <w:br/>
       <w:br/>
     </w:r>

--- a/klagomål/A 54508-2024 FSC-klagomål.docx
+++ b/klagomål/A 54508-2024 FSC-klagomål.docx
@@ -1168,7 +1168,7 @@
     <w:r>
       <w:tab/>
       <w:tab/>
-      <w:t>2025-06-05</w:t>
+      <w:t>2025-06-13</w:t>
       <w:br/>
       <w:br/>
     </w:r>

--- a/klagomål/A 54508-2024 FSC-klagomål.docx
+++ b/klagomål/A 54508-2024 FSC-klagomål.docx
@@ -1168,7 +1168,7 @@
     <w:r>
       <w:tab/>
       <w:tab/>
-      <w:t>2025-06-13</w:t>
+      <w:t>2025-06-15</w:t>
       <w:br/>
       <w:br/>
     </w:r>

--- a/klagomål/A 54508-2024 FSC-klagomål.docx
+++ b/klagomål/A 54508-2024 FSC-klagomål.docx
@@ -1168,7 +1168,7 @@
     <w:r>
       <w:tab/>
       <w:tab/>
-      <w:t>2025-06-15</w:t>
+      <w:t>2025-06-16</w:t>
       <w:br/>
       <w:br/>
     </w:r>

--- a/klagomål/A 54508-2024 FSC-klagomål.docx
+++ b/klagomål/A 54508-2024 FSC-klagomål.docx
@@ -1168,7 +1168,7 @@
     <w:r>
       <w:tab/>
       <w:tab/>
-      <w:t>2025-06-16</w:t>
+      <w:t>2025-06-17</w:t>
       <w:br/>
       <w:br/>
     </w:r>

--- a/klagomål/A 54508-2024 FSC-klagomål.docx
+++ b/klagomål/A 54508-2024 FSC-klagomål.docx
@@ -1168,7 +1168,7 @@
     <w:r>
       <w:tab/>
       <w:tab/>
-      <w:t>2025-06-17</w:t>
+      <w:t>2025-06-18</w:t>
       <w:br/>
       <w:br/>
     </w:r>

--- a/klagomål/A 54508-2024 FSC-klagomål.docx
+++ b/klagomål/A 54508-2024 FSC-klagomål.docx
@@ -1168,7 +1168,7 @@
     <w:r>
       <w:tab/>
       <w:tab/>
-      <w:t>2025-06-18</w:t>
+      <w:t>2025-06-19</w:t>
       <w:br/>
       <w:br/>
     </w:r>

--- a/klagomål/A 54508-2024 FSC-klagomål.docx
+++ b/klagomål/A 54508-2024 FSC-klagomål.docx
@@ -1168,7 +1168,7 @@
     <w:r>
       <w:tab/>
       <w:tab/>
-      <w:t>2025-06-19</w:t>
+      <w:t>2025-06-20</w:t>
       <w:br/>
       <w:br/>
     </w:r>

--- a/klagomål/A 54508-2024 FSC-klagomål.docx
+++ b/klagomål/A 54508-2024 FSC-klagomål.docx
@@ -1168,7 +1168,7 @@
     <w:r>
       <w:tab/>
       <w:tab/>
-      <w:t>2025-06-20</w:t>
+      <w:t>2025-06-21</w:t>
       <w:br/>
       <w:br/>
     </w:r>

--- a/klagomål/A 54508-2024 FSC-klagomål.docx
+++ b/klagomål/A 54508-2024 FSC-klagomål.docx
@@ -1168,7 +1168,7 @@
     <w:r>
       <w:tab/>
       <w:tab/>
-      <w:t>2025-06-21</w:t>
+      <w:t>2025-06-22</w:t>
       <w:br/>
       <w:br/>
     </w:r>

--- a/klagomål/A 54508-2024 FSC-klagomål.docx
+++ b/klagomål/A 54508-2024 FSC-klagomål.docx
@@ -1168,7 +1168,7 @@
     <w:r>
       <w:tab/>
       <w:tab/>
-      <w:t>2025-06-22</w:t>
+      <w:t>2025-06-23</w:t>
       <w:br/>
       <w:br/>
     </w:r>

--- a/klagomål/A 54508-2024 FSC-klagomål.docx
+++ b/klagomål/A 54508-2024 FSC-klagomål.docx
@@ -1168,7 +1168,7 @@
     <w:r>
       <w:tab/>
       <w:tab/>
-      <w:t>2025-06-23</w:t>
+      <w:t>2025-06-24</w:t>
       <w:br/>
       <w:br/>
     </w:r>

--- a/klagomål/A 54508-2024 FSC-klagomål.docx
+++ b/klagomål/A 54508-2024 FSC-klagomål.docx
@@ -1168,7 +1168,7 @@
     <w:r>
       <w:tab/>
       <w:tab/>
-      <w:t>2025-06-24</w:t>
+      <w:t>2025-06-25</w:t>
       <w:br/>
       <w:br/>
     </w:r>

--- a/klagomål/A 54508-2024 FSC-klagomål.docx
+++ b/klagomål/A 54508-2024 FSC-klagomål.docx
@@ -1168,7 +1168,7 @@
     <w:r>
       <w:tab/>
       <w:tab/>
-      <w:t>2025-06-25</w:t>
+      <w:t>2025-06-26</w:t>
       <w:br/>
       <w:br/>
     </w:r>

--- a/klagomål/A 54508-2024 FSC-klagomål.docx
+++ b/klagomål/A 54508-2024 FSC-klagomål.docx
@@ -1168,7 +1168,7 @@
     <w:r>
       <w:tab/>
       <w:tab/>
-      <w:t>2025-06-26</w:t>
+      <w:t>2025-06-27</w:t>
       <w:br/>
       <w:br/>
     </w:r>

--- a/klagomål/A 54508-2024 FSC-klagomål.docx
+++ b/klagomål/A 54508-2024 FSC-klagomål.docx
@@ -1168,7 +1168,7 @@
     <w:r>
       <w:tab/>
       <w:tab/>
-      <w:t>2025-06-27</w:t>
+      <w:t>2025-06-28</w:t>
       <w:br/>
       <w:br/>
     </w:r>

--- a/klagomål/A 54508-2024 FSC-klagomål.docx
+++ b/klagomål/A 54508-2024 FSC-klagomål.docx
@@ -1168,7 +1168,7 @@
     <w:r>
       <w:tab/>
       <w:tab/>
-      <w:t>2025-06-28</w:t>
+      <w:t>2025-06-29</w:t>
       <w:br/>
       <w:br/>
     </w:r>

--- a/klagomål/A 54508-2024 FSC-klagomål.docx
+++ b/klagomål/A 54508-2024 FSC-klagomål.docx
@@ -1168,7 +1168,7 @@
     <w:r>
       <w:tab/>
       <w:tab/>
-      <w:t>2025-06-29</w:t>
+      <w:t>2025-06-30</w:t>
       <w:br/>
       <w:br/>
     </w:r>

--- a/klagomål/A 54508-2024 FSC-klagomål.docx
+++ b/klagomål/A 54508-2024 FSC-klagomål.docx
@@ -1168,7 +1168,7 @@
     <w:r>
       <w:tab/>
       <w:tab/>
-      <w:t>2025-06-30</w:t>
+      <w:t>2025-07-01</w:t>
       <w:br/>
       <w:br/>
     </w:r>

--- a/klagomål/A 54508-2024 FSC-klagomål.docx
+++ b/klagomål/A 54508-2024 FSC-klagomål.docx
@@ -1168,7 +1168,7 @@
     <w:r>
       <w:tab/>
       <w:tab/>
-      <w:t>2025-07-01</w:t>
+      <w:t>2025-07-02</w:t>
       <w:br/>
       <w:br/>
     </w:r>

--- a/klagomål/A 54508-2024 FSC-klagomål.docx
+++ b/klagomål/A 54508-2024 FSC-klagomål.docx
@@ -1168,7 +1168,7 @@
     <w:r>
       <w:tab/>
       <w:tab/>
-      <w:t>2025-07-02</w:t>
+      <w:t>2025-07-03</w:t>
       <w:br/>
       <w:br/>
     </w:r>

--- a/klagomål/A 54508-2024 FSC-klagomål.docx
+++ b/klagomål/A 54508-2024 FSC-klagomål.docx
@@ -1168,7 +1168,7 @@
     <w:r>
       <w:tab/>
       <w:tab/>
-      <w:t>2025-07-03</w:t>
+      <w:t>2025-07-04</w:t>
       <w:br/>
       <w:br/>
     </w:r>

--- a/klagomål/A 54508-2024 FSC-klagomål.docx
+++ b/klagomål/A 54508-2024 FSC-klagomål.docx
@@ -1168,7 +1168,7 @@
     <w:r>
       <w:tab/>
       <w:tab/>
-      <w:t>2025-07-04</w:t>
+      <w:t>2025-07-05</w:t>
       <w:br/>
       <w:br/>
     </w:r>

--- a/klagomål/A 54508-2024 FSC-klagomål.docx
+++ b/klagomål/A 54508-2024 FSC-klagomål.docx
@@ -1168,7 +1168,7 @@
     <w:r>
       <w:tab/>
       <w:tab/>
-      <w:t>2025-07-05</w:t>
+      <w:t>2025-07-06</w:t>
       <w:br/>
       <w:br/>
     </w:r>

--- a/klagomål/A 54508-2024 FSC-klagomål.docx
+++ b/klagomål/A 54508-2024 FSC-klagomål.docx
@@ -1168,7 +1168,7 @@
     <w:r>
       <w:tab/>
       <w:tab/>
-      <w:t>2025-07-06</w:t>
+      <w:t>2025-07-07</w:t>
       <w:br/>
       <w:br/>
     </w:r>

--- a/klagomål/A 54508-2024 FSC-klagomål.docx
+++ b/klagomål/A 54508-2024 FSC-klagomål.docx
@@ -1168,7 +1168,7 @@
     <w:r>
       <w:tab/>
       <w:tab/>
-      <w:t>2025-07-07</w:t>
+      <w:t>2025-07-08</w:t>
       <w:br/>
       <w:br/>
     </w:r>

--- a/klagomål/A 54508-2024 FSC-klagomål.docx
+++ b/klagomål/A 54508-2024 FSC-klagomål.docx
@@ -1168,7 +1168,7 @@
     <w:r>
       <w:tab/>
       <w:tab/>
-      <w:t>2025-07-08</w:t>
+      <w:t>2025-07-09</w:t>
       <w:br/>
       <w:br/>
     </w:r>

--- a/klagomål/A 54508-2024 FSC-klagomål.docx
+++ b/klagomål/A 54508-2024 FSC-klagomål.docx
@@ -1168,7 +1168,7 @@
     <w:r>
       <w:tab/>
       <w:tab/>
-      <w:t>2025-07-09</w:t>
+      <w:t>2025-07-11</w:t>
       <w:br/>
       <w:br/>
     </w:r>

--- a/klagomål/A 54508-2024 FSC-klagomål.docx
+++ b/klagomål/A 54508-2024 FSC-klagomål.docx
@@ -1168,7 +1168,7 @@
     <w:r>
       <w:tab/>
       <w:tab/>
-      <w:t>2025-07-11</w:t>
+      <w:t>2025-07-12</w:t>
       <w:br/>
       <w:br/>
     </w:r>

--- a/klagomål/A 54508-2024 FSC-klagomål.docx
+++ b/klagomål/A 54508-2024 FSC-klagomål.docx
@@ -1168,7 +1168,7 @@
     <w:r>
       <w:tab/>
       <w:tab/>
-      <w:t>2025-07-12</w:t>
+      <w:t>2025-07-13</w:t>
       <w:br/>
       <w:br/>
     </w:r>

--- a/klagomål/A 54508-2024 FSC-klagomål.docx
+++ b/klagomål/A 54508-2024 FSC-klagomål.docx
@@ -1168,7 +1168,7 @@
     <w:r>
       <w:tab/>
       <w:tab/>
-      <w:t>2025-07-13</w:t>
+      <w:t>2025-07-14</w:t>
       <w:br/>
       <w:br/>
     </w:r>

--- a/klagomål/A 54508-2024 FSC-klagomål.docx
+++ b/klagomål/A 54508-2024 FSC-klagomål.docx
@@ -1206,7 +1206,7 @@
     <w:r>
       <w:tab/>
       <w:tab/>
-      <w:t>2025-08-06</w:t>
+      <w:t>2025-08-09</w:t>
       <w:br/>
       <w:br/>
     </w:r>
